--- a/tests/corpus/korvane/files/hr/onboarding_checklist_ops.docx
+++ b/tests/corpus/korvane/files/hr/onboarding_checklist_ops.docx
@@ -109,6 +109,9 @@
         <w:gridCol w:w="2880"/>
       </w:tblGrid>
       <w:tr>
+        <w:trPr>
+          <w:cantSplit/>
+        </w:trPr>
         <w:tc>
           <w:tcPr>
             <w:tcW w:type="dxa" w:w="2880"/>
@@ -150,6 +153,9 @@
         </w:tc>
       </w:tr>
       <w:tr>
+        <w:trPr>
+          <w:cantSplit/>
+        </w:trPr>
         <w:tc>
           <w:tcPr>
             <w:tcW w:type="dxa" w:w="2880"/>
@@ -182,6 +188,9 @@
         </w:tc>
       </w:tr>
       <w:tr>
+        <w:trPr>
+          <w:cantSplit/>
+        </w:trPr>
         <w:tc>
           <w:tcPr>
             <w:tcW w:type="dxa" w:w="2880"/>
@@ -214,6 +223,9 @@
         </w:tc>
       </w:tr>
       <w:tr>
+        <w:trPr>
+          <w:cantSplit/>
+        </w:trPr>
         <w:tc>
           <w:tcPr>
             <w:tcW w:type="dxa" w:w="2880"/>
@@ -246,6 +258,9 @@
         </w:tc>
       </w:tr>
       <w:tr>
+        <w:trPr>
+          <w:cantSplit/>
+        </w:trPr>
         <w:tc>
           <w:tcPr>
             <w:tcW w:type="dxa" w:w="2880"/>
@@ -278,6 +293,9 @@
         </w:tc>
       </w:tr>
       <w:tr>
+        <w:trPr>
+          <w:cantSplit/>
+        </w:trPr>
         <w:tc>
           <w:tcPr>
             <w:tcW w:type="dxa" w:w="2880"/>
@@ -310,6 +328,9 @@
         </w:tc>
       </w:tr>
       <w:tr>
+        <w:trPr>
+          <w:cantSplit/>
+        </w:trPr>
         <w:tc>
           <w:tcPr>
             <w:tcW w:type="dxa" w:w="2880"/>
@@ -342,6 +363,9 @@
         </w:tc>
       </w:tr>
       <w:tr>
+        <w:trPr>
+          <w:cantSplit/>
+        </w:trPr>
         <w:tc>
           <w:tcPr>
             <w:tcW w:type="dxa" w:w="2880"/>
@@ -374,6 +398,9 @@
         </w:tc>
       </w:tr>
       <w:tr>
+        <w:trPr>
+          <w:cantSplit/>
+        </w:trPr>
         <w:tc>
           <w:tcPr>
             <w:tcW w:type="dxa" w:w="2880"/>
@@ -491,6 +518,9 @@
         <w:gridCol w:w="2880"/>
       </w:tblGrid>
       <w:tr>
+        <w:trPr>
+          <w:cantSplit/>
+        </w:trPr>
         <w:tc>
           <w:tcPr>
             <w:tcW w:type="dxa" w:w="2880"/>
@@ -532,6 +562,9 @@
         </w:tc>
       </w:tr>
       <w:tr>
+        <w:trPr>
+          <w:cantSplit/>
+        </w:trPr>
         <w:tc>
           <w:tcPr>
             <w:tcW w:type="dxa" w:w="2880"/>
@@ -564,6 +597,9 @@
         </w:tc>
       </w:tr>
       <w:tr>
+        <w:trPr>
+          <w:cantSplit/>
+        </w:trPr>
         <w:tc>
           <w:tcPr>
             <w:tcW w:type="dxa" w:w="2880"/>
@@ -596,6 +632,9 @@
         </w:tc>
       </w:tr>
       <w:tr>
+        <w:trPr>
+          <w:cantSplit/>
+        </w:trPr>
         <w:tc>
           <w:tcPr>
             <w:tcW w:type="dxa" w:w="2880"/>
@@ -628,6 +667,9 @@
         </w:tc>
       </w:tr>
       <w:tr>
+        <w:trPr>
+          <w:cantSplit/>
+        </w:trPr>
         <w:tc>
           <w:tcPr>
             <w:tcW w:type="dxa" w:w="2880"/>
